--- a/public/Docs/Updated/Ken_Balagtas_Resume_ADMIN_VA_Senior_TA.docx
+++ b/public/Docs/Updated/Ken_Balagtas_Resume_ADMIN_VA_Senior_TA.docx
@@ -36,7 +36,7 @@
         <w:rPr>
           <w:sz w:val="16"/>
         </w:rPr>
-        <w:t>Guiguinto, Bulacan  |  +63 961-680-7714  |  ken.balagtas@outlook.com</w:t>
+        <w:t>Guiguinto, Bulacan  |  +63 961-680-7714  |  ken11balagtas@outlook.com</w:t>
       </w:r>
     </w:p>
     <w:p>
